--- a/paper/highlights_jebo.docx
+++ b/paper/highlights_jebo.docx
@@ -24,7 +24,7 @@
     </w:p>
     <w:p>
       <w:r>
-        <w:t>• Reported beliefs stay stable while actions fall under monitored speech.</w:t>
+        <w:t>• In a restricted elicitation, beliefs stay stable while actions fall.</w:t>
       </w:r>
     </w:p>
     <w:p>
